--- a/output/第10期介護保険事業計画_概要版.docx
+++ b/output/第10期介護保険事業計画_概要版.docx
@@ -896,7 +896,7 @@
           <w:b w:val="0"/>
           <w:sz w:val="17"/>
         </w:rPr>
-        <w:t>詳しくは本編をご覧ください（第1章　1頁から26頁）</w:t>
+        <w:t>詳しくは本編をご覧ください（第1章　1頁から22頁）</w:t>
       </w:r>
     </w:p>
     <w:p>
@@ -1701,7 +1701,7 @@
           <w:b w:val="0"/>
           <w:sz w:val="17"/>
         </w:rPr>
-        <w:t>詳しくは本編をご覧ください（第2章　27頁から61頁）</w:t>
+        <w:t>詳しくは本編をご覧ください（第2章　23頁から55頁）</w:t>
       </w:r>
     </w:p>
     <w:p>
@@ -2417,7 +2417,7 @@
           <w:b w:val="0"/>
           <w:sz w:val="17"/>
         </w:rPr>
-        <w:t>詳しくは本編をご覧ください（第3章　62頁から75頁）</w:t>
+        <w:t>詳しくは本編をご覧ください（第3章　56頁から67頁）</w:t>
       </w:r>
     </w:p>
     <w:p>
@@ -3007,7 +3007,7 @@
           <w:b w:val="0"/>
           <w:sz w:val="17"/>
         </w:rPr>
-        <w:t>詳しくは本編をご覧ください（第4章　76頁から79頁）</w:t>
+        <w:t>詳しくは本編をご覧ください（第4章　68頁から71頁）</w:t>
       </w:r>
     </w:p>
     <w:p>
@@ -3493,7 +3493,7 @@
           <w:b w:val="0"/>
           <w:sz w:val="17"/>
         </w:rPr>
-        <w:t>詳しくは本編をご覧ください（第5章　80頁から96頁）</w:t>
+        <w:t>詳しくは本編をご覧ください（第5章　72頁から85頁）</w:t>
       </w:r>
     </w:p>
     <w:p>
@@ -5149,7 +5149,7 @@
           <w:b w:val="0"/>
           <w:sz w:val="17"/>
         </w:rPr>
-        <w:t>詳しくは本編をご覧ください（第6章　97頁から128頁）</w:t>
+        <w:t>詳しくは本編をご覧ください（第6章　86頁から114頁）</w:t>
       </w:r>
     </w:p>
     <w:p>
